--- a/informes_finales/informe_81-A.docx
+++ b/informes_finales/informe_81-A.docx
@@ -52,6 +52,136 @@
       </w:pPr>
       <w:r>
         <w:t xml:space="preserve">CONSIDERANDO:</w:t>
+      </w:r>
+    </w:p>
+    <w:p>
+      <w:pPr>
+        <w:spacing w:after="120"/>
+        <w:ind w:left="720" w:hanging="720"/>
+        <w:jc w:val="both"/>
+      </w:pPr>
+      <w:r>
+        <w:t xml:space="preserve">1.	Que, a fojas 1 a 2, consta Resolución Exenta N°1466/2025;</w:t>
+      </w:r>
+    </w:p>
+    <w:p>
+      <w:pPr>
+        <w:spacing w:after="120"/>
+        <w:ind w:left="720" w:hanging="720"/>
+        <w:jc w:val="both"/>
+      </w:pPr>
+      <w:r>
+        <w:t xml:space="preserve">2.	Que, a fojas 3 a 4, consta Oficio N°E156027/2025 de Contraloría General de la República;</w:t>
+      </w:r>
+    </w:p>
+    <w:p>
+      <w:pPr>
+        <w:spacing w:after="120"/>
+        <w:ind w:left="720" w:hanging="720"/>
+        <w:jc w:val="both"/>
+      </w:pPr>
+      <w:r>
+        <w:t xml:space="preserve">3.	Que, a fojas 5 a 7, consta Consolidado de Información Circularizada (CIC) N°16 de 2025;</w:t>
+      </w:r>
+    </w:p>
+    <w:p>
+      <w:pPr>
+        <w:spacing w:after="120"/>
+        <w:ind w:left="720" w:hanging="720"/>
+        <w:jc w:val="both"/>
+      </w:pPr>
+      <w:r>
+        <w:t xml:space="preserve">4.	Que, a fojas 8, consta Acta de Recepción de Antecedentes y Aceptación del Cargo de Fiscal;</w:t>
+      </w:r>
+    </w:p>
+    <w:p>
+      <w:pPr>
+        <w:spacing w:after="120"/>
+        <w:ind w:left="720" w:hanging="720"/>
+        <w:jc w:val="both"/>
+      </w:pPr>
+      <w:r>
+        <w:t xml:space="preserve">5.	Que, a fojas 9, consta Resolución Solicita Antecedentes Laborales (1ra);</w:t>
+      </w:r>
+    </w:p>
+    <w:p>
+      <w:pPr>
+        <w:spacing w:after="120"/>
+        <w:ind w:left="720" w:hanging="720"/>
+        <w:jc w:val="both"/>
+      </w:pPr>
+      <w:r>
+        <w:t xml:space="preserve">6.	Que, a fojas 10, consta Oficio R: N°207/2025/FU;</w:t>
+      </w:r>
+    </w:p>
+    <w:p>
+      <w:pPr>
+        <w:spacing w:after="120"/>
+        <w:ind w:left="720" w:hanging="720"/>
+        <w:jc w:val="both"/>
+      </w:pPr>
+      <w:r>
+        <w:t xml:space="preserve">7.	Que, a fojas 11, consta Incorpora Antecedentes recibidos por Oficio N°207/FU/2025;</w:t>
+      </w:r>
+    </w:p>
+    <w:p>
+      <w:pPr>
+        <w:spacing w:after="120"/>
+        <w:ind w:left="720" w:hanging="720"/>
+        <w:jc w:val="both"/>
+      </w:pPr>
+      <w:r>
+        <w:t xml:space="preserve">8.	Que, a fojas 12, consta Correo electrónico de Daniela Medina C. (Rectificación);</w:t>
+      </w:r>
+    </w:p>
+    <w:p>
+      <w:pPr>
+        <w:spacing w:after="120"/>
+        <w:ind w:left="720" w:hanging="720"/>
+        <w:jc w:val="both"/>
+      </w:pPr>
+      <w:r>
+        <w:t xml:space="preserve">9.	Que, a fojas 13 a 14, consta Memorandum N°194/DGDP/2025 con información de Mirza Ruiz Triviño;</w:t>
+      </w:r>
+    </w:p>
+    <w:p>
+      <w:pPr>
+        <w:spacing w:after="120"/>
+        <w:ind w:left="720" w:hanging="720"/>
+        <w:jc w:val="both"/>
+      </w:pPr>
+      <w:r>
+        <w:t xml:space="preserve">10.	Que, a fojas 15 a 16, consta Licencia Médica 3-088785644-3 (Ocampo Chaparro);</w:t>
+      </w:r>
+    </w:p>
+    <w:p>
+      <w:pPr>
+        <w:spacing w:after="120"/>
+        <w:ind w:left="720" w:hanging="720"/>
+        <w:jc w:val="both"/>
+      </w:pPr>
+      <w:r>
+        <w:t xml:space="preserve">11.	Que, a fojas 19 a 20, consta Licencia Médica 3-093285138-5 (Ocampo Chaparro);</w:t>
+      </w:r>
+    </w:p>
+    <w:p>
+      <w:pPr>
+        <w:spacing w:after="120"/>
+        <w:ind w:left="720" w:hanging="720"/>
+        <w:jc w:val="both"/>
+      </w:pPr>
+      <w:r>
+        <w:t xml:space="preserve">12.	Que, a fojas 27, consta Citación a Declarar en Calidad de Inculpada a Mirza Mabel Ruiz Triviño;</w:t>
+      </w:r>
+    </w:p>
+    <w:p>
+      <w:pPr>
+        <w:spacing w:after="120"/>
+        <w:ind w:left="720" w:hanging="720"/>
+        <w:jc w:val="both"/>
+      </w:pPr>
+      <w:r>
+        <w:t xml:space="preserve">13.	Que, a fojas 29 a 31, consta Declaración de Mirza Mabel Ruiz Triviño (Inculpada);</w:t>
       </w:r>
     </w:p>
     <w:p>
